--- a/cases/분양권_1세대1주택_특례적용신고서.docx
+++ b/cases/분양권_1세대1주택_특례적용신고서.docx
@@ -631,31 +631,55 @@
                 <w:sz w:val="17"/>
                 <w:szCs w:val="17"/>
               </w:rPr>
-              <w:t xml:space="preserve">충청북도 음성군</w:t>
-            </w:r>
-            <w:r>
-              <w:br/>
-              <w:t xml:space="preserve"/>
-            </w:r>
-            <w:r>
-              <w:rPr>
-                <w:rFonts w:ascii="맑은 고딕" w:cs="맑은 고딕" w:eastAsia="맑은 고딕" w:hAnsi="맑은 고딕"/>
-                <w:sz w:val="17"/>
-                <w:szCs w:val="17"/>
-              </w:rPr>
-              <w:t xml:space="preserve">음성 푸르지오 센터피크</w:t>
-            </w:r>
-            <w:r>
-              <w:br/>
-              <w:t xml:space="preserve"/>
-            </w:r>
-            <w:r>
-              <w:rPr>
-                <w:rFonts w:ascii="맑은 고딕" w:cs="맑은 고딕" w:eastAsia="맑은 고딕" w:hAnsi="맑은 고딕"/>
-                <w:sz w:val="17"/>
-                <w:szCs w:val="17"/>
-              </w:rPr>
-              <w:t xml:space="preserve">204동 1004호</w:t>
+              <w:t xml:space="preserve">충청북도 음성군 대소읍</w:t>
+            </w:r>
+            <w:r>
+              <w:br/>
+              <w:t xml:space="preserve"/>
+            </w:r>
+            <w:r>
+              <w:rPr>
+                <w:rFonts w:ascii="맑은 고딕" w:cs="맑은 고딕" w:eastAsia="맑은 고딕" w:hAnsi="맑은 고딕"/>
+                <w:sz w:val="17"/>
+                <w:szCs w:val="17"/>
+              </w:rPr>
+              <w:t xml:space="preserve">성본산단5로 29</w:t>
+            </w:r>
+            <w:r>
+              <w:br/>
+              <w:t xml:space="preserve"/>
+            </w:r>
+            <w:r>
+              <w:rPr>
+                <w:rFonts w:ascii="맑은 고딕" w:cs="맑은 고딕" w:eastAsia="맑은 고딕" w:hAnsi="맑은 고딕"/>
+                <w:sz w:val="17"/>
+                <w:szCs w:val="17"/>
+              </w:rPr>
+              <w:t xml:space="preserve">(성본리 819)</w:t>
+            </w:r>
+            <w:r>
+              <w:br/>
+              <w:t xml:space="preserve"/>
+            </w:r>
+            <w:r>
+              <w:rPr>
+                <w:rFonts w:ascii="맑은 고딕" w:cs="맑은 고딕" w:eastAsia="맑은 고딕" w:hAnsi="맑은 고딕"/>
+                <w:sz w:val="17"/>
+                <w:szCs w:val="17"/>
+              </w:rPr>
+              <w:t xml:space="preserve">음성푸르지오센터피크</w:t>
+            </w:r>
+            <w:r>
+              <w:br/>
+              <w:t xml:space="preserve"/>
+            </w:r>
+            <w:r>
+              <w:rPr>
+                <w:rFonts w:ascii="맑은 고딕" w:cs="맑은 고딕" w:eastAsia="맑은 고딕" w:hAnsi="맑은 고딕"/>
+                <w:sz w:val="17"/>
+                <w:szCs w:val="17"/>
+              </w:rPr>
+              <w:t xml:space="preserve">제204동 제1004호</w:t>
             </w:r>
           </w:p>
         </w:tc>
@@ -805,27 +829,26 @@
           <w:tcPr>
             <w:tcW w:type="dxa" w:w="1500"/>
             <w:gridSpan w:val="1"/>
-            <w:shd w:fill="D9D9D9" w:color="auto" w:val="clear"/>
-            <w:tcMar>
-              <w:top w:type="dxa" w:w="50"/>
-              <w:left w:type="dxa" w:w="70"/>
-              <w:bottom w:type="dxa" w:w="50"/>
-              <w:right w:type="dxa" w:w="70"/>
-            </w:tcMar>
-            <w:vAlign w:val="center"/>
-          </w:tcPr>
-          <w:p>
-            <w:pPr>
-              <w:spacing w:after="0" w:before="0" w:line="240"/>
-              <w:jc w:val="center"/>
-            </w:pPr>
-            <w:r>
-              <w:rPr>
-                <w:rFonts w:ascii="맑은 고딕" w:cs="맑은 고딕" w:eastAsia="맑은 고딕" w:hAnsi="맑은 고딕"/>
-                <w:sz w:val="17"/>
-                <w:szCs w:val="17"/>
-              </w:rPr>
-              <w:t xml:space="preserve"/>
+            <w:tcMar>
+              <w:top w:type="dxa" w:w="50"/>
+              <w:left w:type="dxa" w:w="70"/>
+              <w:bottom w:type="dxa" w:w="50"/>
+              <w:right w:type="dxa" w:w="70"/>
+            </w:tcMar>
+            <w:vAlign w:val="center"/>
+          </w:tcPr>
+          <w:p>
+            <w:pPr>
+              <w:spacing w:after="0" w:before="0" w:line="240"/>
+              <w:jc w:val="center"/>
+            </w:pPr>
+            <w:r>
+              <w:rPr>
+                <w:rFonts w:ascii="맑은 고딕" w:cs="맑은 고딕" w:eastAsia="맑은 고딕" w:hAnsi="맑은 고딕"/>
+                <w:sz w:val="17"/>
+                <w:szCs w:val="17"/>
+              </w:rPr>
+              <w:t xml:space="preserve">51.5974(대지권)</w:t>
             </w:r>
           </w:p>
         </w:tc>
@@ -3283,31 +3306,55 @@
                 <w:sz w:val="17"/>
                 <w:szCs w:val="17"/>
               </w:rPr>
-              <w:t xml:space="preserve">충청북도 음성군</w:t>
-            </w:r>
-            <w:r>
-              <w:br/>
-              <w:t xml:space="preserve"/>
-            </w:r>
-            <w:r>
-              <w:rPr>
-                <w:rFonts w:ascii="맑은 고딕" w:cs="맑은 고딕" w:eastAsia="맑은 고딕" w:hAnsi="맑은 고딕"/>
-                <w:sz w:val="17"/>
-                <w:szCs w:val="17"/>
-              </w:rPr>
-              <w:t xml:space="preserve">음성 푸르지오 센터피크</w:t>
-            </w:r>
-            <w:r>
-              <w:br/>
-              <w:t xml:space="preserve"/>
-            </w:r>
-            <w:r>
-              <w:rPr>
-                <w:rFonts w:ascii="맑은 고딕" w:cs="맑은 고딕" w:eastAsia="맑은 고딕" w:hAnsi="맑은 고딕"/>
-                <w:sz w:val="17"/>
-                <w:szCs w:val="17"/>
-              </w:rPr>
-              <w:t xml:space="preserve">204동 1004호</w:t>
+              <w:t xml:space="preserve">충청북도 음성군 대소읍</w:t>
+            </w:r>
+            <w:r>
+              <w:br/>
+              <w:t xml:space="preserve"/>
+            </w:r>
+            <w:r>
+              <w:rPr>
+                <w:rFonts w:ascii="맑은 고딕" w:cs="맑은 고딕" w:eastAsia="맑은 고딕" w:hAnsi="맑은 고딕"/>
+                <w:sz w:val="17"/>
+                <w:szCs w:val="17"/>
+              </w:rPr>
+              <w:t xml:space="preserve">성본산단5로 29</w:t>
+            </w:r>
+            <w:r>
+              <w:br/>
+              <w:t xml:space="preserve"/>
+            </w:r>
+            <w:r>
+              <w:rPr>
+                <w:rFonts w:ascii="맑은 고딕" w:cs="맑은 고딕" w:eastAsia="맑은 고딕" w:hAnsi="맑은 고딕"/>
+                <w:sz w:val="17"/>
+                <w:szCs w:val="17"/>
+              </w:rPr>
+              <w:t xml:space="preserve">(성본리 819)</w:t>
+            </w:r>
+            <w:r>
+              <w:br/>
+              <w:t xml:space="preserve"/>
+            </w:r>
+            <w:r>
+              <w:rPr>
+                <w:rFonts w:ascii="맑은 고딕" w:cs="맑은 고딕" w:eastAsia="맑은 고딕" w:hAnsi="맑은 고딕"/>
+                <w:sz w:val="17"/>
+                <w:szCs w:val="17"/>
+              </w:rPr>
+              <w:t xml:space="preserve">음성푸르지오센터피크</w:t>
+            </w:r>
+            <w:r>
+              <w:br/>
+              <w:t xml:space="preserve"/>
+            </w:r>
+            <w:r>
+              <w:rPr>
+                <w:rFonts w:ascii="맑은 고딕" w:cs="맑은 고딕" w:eastAsia="맑은 고딕" w:hAnsi="맑은 고딕"/>
+                <w:sz w:val="17"/>
+                <w:szCs w:val="17"/>
+              </w:rPr>
+              <w:t xml:space="preserve">제204동 제1004호</w:t>
             </w:r>
           </w:p>
         </w:tc>
@@ -3457,27 +3504,26 @@
           <w:tcPr>
             <w:tcW w:type="dxa" w:w="1500"/>
             <w:gridSpan w:val="1"/>
-            <w:shd w:fill="D9D9D9" w:color="auto" w:val="clear"/>
-            <w:tcMar>
-              <w:top w:type="dxa" w:w="50"/>
-              <w:left w:type="dxa" w:w="70"/>
-              <w:bottom w:type="dxa" w:w="50"/>
-              <w:right w:type="dxa" w:w="70"/>
-            </w:tcMar>
-            <w:vAlign w:val="center"/>
-          </w:tcPr>
-          <w:p>
-            <w:pPr>
-              <w:spacing w:after="0" w:before="0" w:line="240"/>
-              <w:jc w:val="center"/>
-            </w:pPr>
-            <w:r>
-              <w:rPr>
-                <w:rFonts w:ascii="맑은 고딕" w:cs="맑은 고딕" w:eastAsia="맑은 고딕" w:hAnsi="맑은 고딕"/>
-                <w:sz w:val="17"/>
-                <w:szCs w:val="17"/>
-              </w:rPr>
-              <w:t xml:space="preserve"/>
+            <w:tcMar>
+              <w:top w:type="dxa" w:w="50"/>
+              <w:left w:type="dxa" w:w="70"/>
+              <w:bottom w:type="dxa" w:w="50"/>
+              <w:right w:type="dxa" w:w="70"/>
+            </w:tcMar>
+            <w:vAlign w:val="center"/>
+          </w:tcPr>
+          <w:p>
+            <w:pPr>
+              <w:spacing w:after="0" w:before="0" w:line="240"/>
+              <w:jc w:val="center"/>
+            </w:pPr>
+            <w:r>
+              <w:rPr>
+                <w:rFonts w:ascii="맑은 고딕" w:cs="맑은 고딕" w:eastAsia="맑은 고딕" w:hAnsi="맑은 고딕"/>
+                <w:sz w:val="17"/>
+                <w:szCs w:val="17"/>
+              </w:rPr>
+              <w:t xml:space="preserve">51.5974(대지권)</w:t>
             </w:r>
           </w:p>
         </w:tc>

--- a/cases/분양권_1세대1주택_특례적용신고서.docx
+++ b/cases/분양권_1세대1주택_특례적용신고서.docx
@@ -2120,7 +2120,7 @@
                 <w:sz w:val="17"/>
                 <w:szCs w:val="17"/>
               </w:rPr>
-              <w:t xml:space="preserve">____.__.__</w:t>
+              <w:t xml:space="preserve">2025.06.02</w:t>
             </w:r>
             <w:r>
               <w:br/>
@@ -4795,7 +4795,7 @@
                 <w:sz w:val="17"/>
                 <w:szCs w:val="17"/>
               </w:rPr>
-              <w:t xml:space="preserve">____.__.__</w:t>
+              <w:t xml:space="preserve">2025.06.02</w:t>
             </w:r>
             <w:r>
               <w:br/>
